--- a/downloads/handouts/Unit 06/Handout 06.17 - Serve and Clean Zones and Project Reflection.docx
+++ b/downloads/handouts/Unit 06/Handout 06.17 - Serve and Clean Zones and Project Reflection.docx
@@ -1022,10 +1022,8 @@
         <w:tblLook w:firstRow="1"/>
       </w:tblPr>
       <w:tblGrid>
-        <w:gridCol w:w="1980"/>
-        <w:gridCol w:w="1980"/>
-        <w:gridCol w:w="1980"/>
-        <w:gridCol w:w="1980"/>
+        <w:gridCol w:w="3960"/>
+        <w:gridCol w:w="3960"/>
       </w:tblGrid>
       <w:tr>
         <w:trPr>
@@ -1061,40 +1059,6 @@
               <w:jc w:val="left"/>
             </w:pPr>
             <w:r>
-              <w:t xml:space="preserve">Turkish</w:t>
-            </w:r>
-          </w:p>
-        </w:tc>
-        <w:tc>
-          <w:tcPr>
-            <w:tcBorders>
-              <w:bottom w:val="single"/>
-            </w:tcBorders>
-            <w:vAlign w:val="bottom"/>
-          </w:tcPr>
-          <w:p>
-            <w:pPr>
-              <w:pStyle w:val="Compact"/>
-              <w:jc w:val="left"/>
-            </w:pPr>
-            <w:r>
-              <w:t xml:space="preserve">Portuguese</w:t>
-            </w:r>
-          </w:p>
-        </w:tc>
-        <w:tc>
-          <w:tcPr>
-            <w:tcBorders>
-              <w:bottom w:val="single"/>
-            </w:tcBorders>
-            <w:vAlign w:val="bottom"/>
-          </w:tcPr>
-          <w:p>
-            <w:pPr>
-              <w:pStyle w:val="Compact"/>
-              <w:jc w:val="left"/>
-            </w:pPr>
-            <w:r>
               <w:t xml:space="preserve">Spanish</w:t>
             </w:r>
           </w:p>
@@ -1119,28 +1083,6 @@
               <w:jc w:val="left"/>
             </w:pPr>
             <w:r>
-              <w:t xml:space="preserve">Masamıza hoş geldiniz. ___ yaptık. Lütfen başlayın.</w:t>
-            </w:r>
-          </w:p>
-        </w:tc>
-        <w:tc>
-          <w:p>
-            <w:pPr>
-              <w:pStyle w:val="Compact"/>
-              <w:jc w:val="left"/>
-            </w:pPr>
-            <w:r>
-              <w:t xml:space="preserve">Bem-vindos à nossa mesa. Fizemos ___. Podem começar.</w:t>
-            </w:r>
-          </w:p>
-        </w:tc>
-        <w:tc>
-          <w:p>
-            <w:pPr>
-              <w:pStyle w:val="Compact"/>
-              <w:jc w:val="left"/>
-            </w:pPr>
-            <w:r>
               <w:t xml:space="preserve">Bienvenidos a nuestra mesa. Hicimos ___. Por favor, empiecen.</w:t>
             </w:r>
           </w:p>
@@ -1165,28 +1107,6 @@
               <w:jc w:val="left"/>
             </w:pPr>
             <w:r>
-              <w:t xml:space="preserve">Bizimle yediğiniz için teşekkürler.</w:t>
-            </w:r>
-          </w:p>
-        </w:tc>
-        <w:tc>
-          <w:p>
-            <w:pPr>
-              <w:pStyle w:val="Compact"/>
-              <w:jc w:val="left"/>
-            </w:pPr>
-            <w:r>
-              <w:t xml:space="preserve">Obrigado por comer com a gente.</w:t>
-            </w:r>
-          </w:p>
-        </w:tc>
-        <w:tc>
-          <w:p>
-            <w:pPr>
-              <w:pStyle w:val="Compact"/>
-              <w:jc w:val="left"/>
-            </w:pPr>
-            <w:r>
               <w:t xml:space="preserve">Gracias por comer con nosotros.</w:t>
             </w:r>
           </w:p>
@@ -1211,28 +1131,6 @@
               <w:jc w:val="left"/>
             </w:pPr>
             <w:r>
-              <w:t xml:space="preserve">Herkesin tabağı var. Başlayabiliriz.</w:t>
-            </w:r>
-          </w:p>
-        </w:tc>
-        <w:tc>
-          <w:p>
-            <w:pPr>
-              <w:pStyle w:val="Compact"/>
-              <w:jc w:val="left"/>
-            </w:pPr>
-            <w:r>
-              <w:t xml:space="preserve">Todos têm um prato. Podemos começar.</w:t>
-            </w:r>
-          </w:p>
-        </w:tc>
-        <w:tc>
-          <w:p>
-            <w:pPr>
-              <w:pStyle w:val="Compact"/>
-              <w:jc w:val="left"/>
-            </w:pPr>
-            <w:r>
               <w:t xml:space="preserve">Todos tienen un plato. Podemos empezar.</w:t>
             </w:r>
           </w:p>
@@ -1247,28 +1145,6 @@
             </w:pPr>
             <w:r>
               <w:t xml:space="preserve">This dish is called ___ and it comes from ___.</w:t>
-            </w:r>
-          </w:p>
-        </w:tc>
-        <w:tc>
-          <w:p>
-            <w:pPr>
-              <w:pStyle w:val="Compact"/>
-              <w:jc w:val="left"/>
-            </w:pPr>
-            <w:r>
-              <w:t xml:space="preserve">Bu yemeğin adı ___ ve ___ mutfağından geliyor.</w:t>
-            </w:r>
-          </w:p>
-        </w:tc>
-        <w:tc>
-          <w:p>
-            <w:pPr>
-              <w:pStyle w:val="Compact"/>
-              <w:jc w:val="left"/>
-            </w:pPr>
-            <w:r>
-              <w:t xml:space="preserve">Este prato se chama ___ e vem de ___.</w:t>
             </w:r>
           </w:p>
         </w:tc>
@@ -1327,8 +1203,11 @@
       </w:r>
     </w:p>
     <w:p>
-      <w:r>
-        <w:br w:type="page"/>
+      <w:pPr>
+        <w:pStyle w:val="BodyText"/>
+      </w:pPr>
+      <w:r>
+        <w:t xml:space="preserve">________________________________________________________________________</w:t>
       </w:r>
     </w:p>
     <w:p>
@@ -2196,13 +2075,19 @@
       </w:r>
     </w:p>
     <w:p>
-      <w:r>
-        <w:br w:type="page"/>
-      </w:r>
-    </w:p>
-    <w:p>
-      <w:r>
-        <w:br w:type="page"/>
+      <w:pPr>
+        <w:pStyle w:val="BodyText"/>
+      </w:pPr>
+      <w:r>
+        <w:t xml:space="preserve">________________________________________________________________________</w:t>
+      </w:r>
+    </w:p>
+    <w:p>
+      <w:pPr>
+        <w:pStyle w:val="BodyText"/>
+      </w:pPr>
+      <w:r>
+        <w:t xml:space="preserve">________________________________________________________________________</w:t>
       </w:r>
     </w:p>
     <w:p>
@@ -2224,13 +2109,19 @@
       </w:r>
     </w:p>
     <w:p>
-      <w:r>
-        <w:br w:type="page"/>
-      </w:r>
-    </w:p>
-    <w:p>
-      <w:r>
-        <w:br w:type="page"/>
+      <w:pPr>
+        <w:pStyle w:val="BodyText"/>
+      </w:pPr>
+      <w:r>
+        <w:t xml:space="preserve">________________________________________________________________________</w:t>
+      </w:r>
+    </w:p>
+    <w:p>
+      <w:pPr>
+        <w:pStyle w:val="BodyText"/>
+      </w:pPr>
+      <w:r>
+        <w:t xml:space="preserve">________________________________________________________________________</w:t>
       </w:r>
     </w:p>
     <w:p>
@@ -2252,8 +2143,11 @@
       </w:r>
     </w:p>
     <w:p>
-      <w:r>
-        <w:br w:type="page"/>
+      <w:pPr>
+        <w:pStyle w:val="BodyText"/>
+      </w:pPr>
+      <w:r>
+        <w:t xml:space="preserve">________________________________________________________________________</w:t>
       </w:r>
     </w:p>
     <w:p>
@@ -2416,8 +2310,11 @@
       </w:r>
     </w:p>
     <w:p>
-      <w:r>
-        <w:br w:type="page"/>
+      <w:pPr>
+        <w:pStyle w:val="BodyText"/>
+      </w:pPr>
+      <w:r>
+        <w:t xml:space="preserve">________________________________________________________________________</w:t>
       </w:r>
     </w:p>
     <w:p>
@@ -2437,10 +2334,8 @@
         <w:tblLook w:firstRow="1"/>
       </w:tblPr>
       <w:tblGrid>
-        <w:gridCol w:w="1980"/>
-        <w:gridCol w:w="1980"/>
-        <w:gridCol w:w="1980"/>
-        <w:gridCol w:w="1980"/>
+        <w:gridCol w:w="3960"/>
+        <w:gridCol w:w="3960"/>
       </w:tblGrid>
       <w:tr>
         <w:trPr>
@@ -2476,40 +2371,6 @@
               <w:jc w:val="left"/>
             </w:pPr>
             <w:r>
-              <w:t xml:space="preserve">Turkish</w:t>
-            </w:r>
-          </w:p>
-        </w:tc>
-        <w:tc>
-          <w:tcPr>
-            <w:tcBorders>
-              <w:bottom w:val="single"/>
-            </w:tcBorders>
-            <w:vAlign w:val="bottom"/>
-          </w:tcPr>
-          <w:p>
-            <w:pPr>
-              <w:pStyle w:val="Compact"/>
-              <w:jc w:val="left"/>
-            </w:pPr>
-            <w:r>
-              <w:t xml:space="preserve">Portuguese</w:t>
-            </w:r>
-          </w:p>
-        </w:tc>
-        <w:tc>
-          <w:tcPr>
-            <w:tcBorders>
-              <w:bottom w:val="single"/>
-            </w:tcBorders>
-            <w:vAlign w:val="bottom"/>
-          </w:tcPr>
-          <w:p>
-            <w:pPr>
-              <w:pStyle w:val="Compact"/>
-              <w:jc w:val="left"/>
-            </w:pPr>
-            <w:r>
               <w:t xml:space="preserve">Spanish</w:t>
             </w:r>
           </w:p>
@@ -2554,18 +2415,7 @@
               <w:jc w:val="left"/>
             </w:pPr>
             <w:r>
-              <w:t xml:space="preserve">Planımız ___ dedi. Olan şey ___ oldu.</w:t>
-            </w:r>
-          </w:p>
-        </w:tc>
-        <w:tc>
-          <w:p>
-            <w:pPr>
-              <w:pStyle w:val="Compact"/>
-              <w:jc w:val="left"/>
-            </w:pPr>
-            <w:r>
-              <w:t xml:space="preserve">Nosso plano dizia</w:t>
+              <w:t xml:space="preserve">Nuestro plan decía</w:t>
             </w:r>
             <w:r>
               <w:t xml:space="preserve"> </w:t>
@@ -2575,7 +2425,7 @@
                 <w:i/>
                 <w:b/>
               </w:rPr>
-              <w:t xml:space="preserve">. O que aconteceu foi</w:t>
+              <w:t xml:space="preserve">. Lo que pasó fue</w:t>
             </w:r>
             <w:r>
               <w:rPr>
@@ -2589,14 +2439,16 @@
             </w:r>
           </w:p>
         </w:tc>
-        <w:tc>
-          <w:p>
-            <w:pPr>
-              <w:pStyle w:val="Compact"/>
-              <w:jc w:val="left"/>
-            </w:pPr>
-            <w:r>
-              <w:t xml:space="preserve">Nuestro plan decía</w:t>
+      </w:tr>
+      <w:tr>
+        <w:tc>
+          <w:p>
+            <w:pPr>
+              <w:pStyle w:val="Compact"/>
+              <w:jc w:val="left"/>
+            </w:pPr>
+            <w:r>
+              <w:t xml:space="preserve">We were supposed to serve at minute</w:t>
             </w:r>
             <w:r>
               <w:t xml:space="preserve"> </w:t>
@@ -2606,7 +2458,7 @@
                 <w:i/>
                 <w:b/>
               </w:rPr>
-              <w:t xml:space="preserve">. Lo que pasó fue</w:t>
+              <w:t xml:space="preserve">. We actually served at minute</w:t>
             </w:r>
             <w:r>
               <w:rPr>
@@ -2620,16 +2472,14 @@
             </w:r>
           </w:p>
         </w:tc>
-      </w:tr>
-      <w:tr>
-        <w:tc>
-          <w:p>
-            <w:pPr>
-              <w:pStyle w:val="Compact"/>
-              <w:jc w:val="left"/>
-            </w:pPr>
-            <w:r>
-              <w:t xml:space="preserve">We were supposed to serve at minute</w:t>
+        <w:tc>
+          <w:p>
+            <w:pPr>
+              <w:pStyle w:val="Compact"/>
+              <w:jc w:val="left"/>
+            </w:pPr>
+            <w:r>
+              <w:t xml:space="preserve">Debíamos servir en el minuto</w:t>
             </w:r>
             <w:r>
               <w:t xml:space="preserve"> </w:t>
@@ -2639,7 +2489,7 @@
                 <w:i/>
                 <w:b/>
               </w:rPr>
-              <w:t xml:space="preserve">. We actually served at minute</w:t>
+              <w:t xml:space="preserve">. En realidad servimos en el minuto</w:t>
             </w:r>
             <w:r>
               <w:rPr>
@@ -2653,93 +2503,6 @@
             </w:r>
           </w:p>
         </w:tc>
-        <w:tc>
-          <w:p>
-            <w:pPr>
-              <w:pStyle w:val="Compact"/>
-              <w:jc w:val="left"/>
-            </w:pPr>
-            <w:r>
-              <w:rPr>
-                <w:i/>
-                <w:b/>
-              </w:rPr>
-              <w:t xml:space="preserve">. dakikada servis yapmalıydık. Gerçekte</w:t>
-            </w:r>
-            <w:r>
-              <w:rPr>
-                <w:i/>
-                <w:b/>
-              </w:rPr>
-              <w:t xml:space="preserve"> </w:t>
-            </w:r>
-            <w:r>
-              <w:t xml:space="preserve">. dakikada yaptık.</w:t>
-            </w:r>
-          </w:p>
-        </w:tc>
-        <w:tc>
-          <w:p>
-            <w:pPr>
-              <w:pStyle w:val="Compact"/>
-              <w:jc w:val="left"/>
-            </w:pPr>
-            <w:r>
-              <w:t xml:space="preserve">Devíamos servir no minuto</w:t>
-            </w:r>
-            <w:r>
-              <w:t xml:space="preserve"> </w:t>
-            </w:r>
-            <w:r>
-              <w:rPr>
-                <w:i/>
-                <w:b/>
-              </w:rPr>
-              <w:t xml:space="preserve">. Na verdade servimos no minuto</w:t>
-            </w:r>
-            <w:r>
-              <w:rPr>
-                <w:i/>
-                <w:b/>
-              </w:rPr>
-              <w:t xml:space="preserve"> </w:t>
-            </w:r>
-            <w:r>
-              <w:t xml:space="preserve">.</w:t>
-            </w:r>
-          </w:p>
-        </w:tc>
-        <w:tc>
-          <w:p>
-            <w:pPr>
-              <w:pStyle w:val="Compact"/>
-              <w:jc w:val="left"/>
-            </w:pPr>
-            <w:r>
-              <w:t xml:space="preserve">Debíamos servir en el minuto</w:t>
-            </w:r>
-            <w:r>
-              <w:t xml:space="preserve"> </w:t>
-            </w:r>
-            <w:r>
-              <w:rPr>
-                <w:i/>
-                <w:b/>
-              </w:rPr>
-              <w:t xml:space="preserve">. En realidad servimos en el minuto</w:t>
-            </w:r>
-            <w:r>
-              <w:rPr>
-                <w:i/>
-                <w:b/>
-              </w:rPr>
-              <w:t xml:space="preserve"> </w:t>
-            </w:r>
-            <w:r>
-              <w:t xml:space="preserve">.</w:t>
-            </w:r>
-          </w:p>
-        </w:tc>
       </w:tr>
       <w:tr>
         <w:tc>
@@ -2760,28 +2523,6 @@
               <w:jc w:val="left"/>
             </w:pPr>
             <w:r>
-              <w:t xml:space="preserve">Kişi başı ___ dolara geldi. ___ dolar planlamıştık.</w:t>
-            </w:r>
-          </w:p>
-        </w:tc>
-        <w:tc>
-          <w:p>
-            <w:pPr>
-              <w:pStyle w:val="Compact"/>
-              <w:jc w:val="left"/>
-            </w:pPr>
-            <w:r>
-              <w:t xml:space="preserve">Custou $___ por pessoa. Planejamos $___.</w:t>
-            </w:r>
-          </w:p>
-        </w:tc>
-        <w:tc>
-          <w:p>
-            <w:pPr>
-              <w:pStyle w:val="Compact"/>
-              <w:jc w:val="left"/>
-            </w:pPr>
-            <w:r>
               <w:t xml:space="preserve">Costó $___ por persona. Planeamos $___.</w:t>
             </w:r>
           </w:p>
@@ -2806,51 +2547,6 @@
               <w:jc w:val="left"/>
             </w:pPr>
             <w:r>
-              <w:t xml:space="preserve">Bir dahaki sefere</w:t>
-            </w:r>
-            <w:r>
-              <w:t xml:space="preserve"> </w:t>
-            </w:r>
-            <w:r>
-              <w:rPr>
-                <w:i/>
-                <w:b/>
-              </w:rPr>
-              <w:t xml:space="preserve">. bölümde</w:t>
-            </w:r>
-            <w:r>
-              <w:rPr>
-                <w:i/>
-                <w:b/>
-              </w:rPr>
-              <w:t xml:space="preserve"> </w:t>
-            </w:r>
-            <w:r>
-              <w:t xml:space="preserve"> </w:t>
-            </w:r>
-            <w:r>
-              <w:t xml:space="preserve">değiştirirdim.</w:t>
-            </w:r>
-          </w:p>
-        </w:tc>
-        <w:tc>
-          <w:p>
-            <w:pPr>
-              <w:pStyle w:val="Compact"/>
-              <w:jc w:val="left"/>
-            </w:pPr>
-            <w:r>
-              <w:t xml:space="preserve">Na próxima vez eu mudaria ___ no bloco ___.</w:t>
-            </w:r>
-          </w:p>
-        </w:tc>
-        <w:tc>
-          <w:p>
-            <w:pPr>
-              <w:pStyle w:val="Compact"/>
-              <w:jc w:val="left"/>
-            </w:pPr>
-            <w:r>
               <w:t xml:space="preserve">La próxima vez cambiaría ___ en el bloque ___.</w:t>
             </w:r>
           </w:p>
@@ -2865,28 +2561,6 @@
             </w:pPr>
             <w:r>
               <w:t xml:space="preserve">The reason is ___.</w:t>
-            </w:r>
-          </w:p>
-        </w:tc>
-        <w:tc>
-          <w:p>
-            <w:pPr>
-              <w:pStyle w:val="Compact"/>
-              <w:jc w:val="left"/>
-            </w:pPr>
-            <w:r>
-              <w:t xml:space="preserve">Sebebi ___.</w:t>
-            </w:r>
-          </w:p>
-        </w:tc>
-        <w:tc>
-          <w:p>
-            <w:pPr>
-              <w:pStyle w:val="Compact"/>
-              <w:jc w:val="left"/>
-            </w:pPr>
-            <w:r>
-              <w:t xml:space="preserve">O motivo é ___.</w:t>
             </w:r>
           </w:p>
         </w:tc>

--- a/downloads/handouts/Unit 06/Handout 06.17 - Serve and Clean Zones and Project Reflection.docx
+++ b/downloads/handouts/Unit 06/Handout 06.17 - Serve and Clean Zones and Project Reflection.docx
@@ -55,49 +55,57 @@
     </w:p>
     <w:p>
       <w:pPr>
-        <w:pStyle w:val="SourceCode"/>
-      </w:pPr>
-      <w:r>
-        <w:rPr>
-          <w:rStyle w:val="VerbatimChar"/>
-        </w:rPr>
-        <w:t xml:space="preserve">                    cup</w:t>
-      </w:r>
-      <w:r>
-        <w:br/>
-      </w:r>
-      <w:r>
-        <w:rPr>
-          <w:rStyle w:val="VerbatimChar"/>
-        </w:rPr>
-        <w:t xml:space="preserve">                     o</w:t>
-      </w:r>
-      <w:r>
-        <w:br/>
-      </w:r>
-      <w:r>
-        <w:rPr>
-          <w:rStyle w:val="VerbatimChar"/>
-        </w:rPr>
-        <w:t xml:space="preserve">   napkin   plate         spoon</w:t>
-      </w:r>
-      <w:r>
-        <w:br/>
-      </w:r>
-      <w:r>
-        <w:rPr>
-          <w:rStyle w:val="VerbatimChar"/>
-        </w:rPr>
-        <w:t xml:space="preserve">     |     (  o  )          |</w:t>
-      </w:r>
-      <w:r>
-        <w:br/>
-      </w:r>
-      <w:r>
-        <w:rPr>
-          <w:rStyle w:val="VerbatimChar"/>
-        </w:rPr>
-        <w:t xml:space="preserve">   fork                   knife*</w:t>
+        <w:pStyle w:val="CaptionedFigure"/>
+      </w:pPr>
+      <w:r>
+        <w:drawing>
+          <wp:inline>
+            <wp:extent cx="4572000" cy="2672861"/>
+            <wp:effectExtent b="0" l="0" r="0" t="0"/>
+            <wp:docPr descr="The basic place setting: napkin, fork, plate, knife, spoon, cup above the knife" title="" id="1" name="Picture"/>
+            <a:graphic>
+              <a:graphicData uri="http://schemas.openxmlformats.org/drawingml/2006/picture">
+                <pic:pic>
+                  <pic:nvPicPr>
+                    <pic:cNvPr descr="images/h0611-basic-setting.png" id="0" name="Picture"/>
+                    <pic:cNvPicPr>
+                      <a:picLocks noChangeArrowheads="1" noChangeAspect="1"/>
+                    </pic:cNvPicPr>
+                  </pic:nvPicPr>
+                  <pic:blipFill>
+                    <a:blip r:embed="rId23"/>
+                    <a:stretch>
+                      <a:fillRect/>
+                    </a:stretch>
+                  </pic:blipFill>
+                  <pic:spPr bwMode="auto">
+                    <a:xfrm>
+                      <a:off x="0" y="0"/>
+                      <a:ext cx="4572000" cy="2672861"/>
+                    </a:xfrm>
+                    <a:prstGeom prst="rect">
+                      <a:avLst/>
+                    </a:prstGeom>
+                    <a:noFill/>
+                    <a:ln w="9525">
+                      <a:noFill/>
+                      <a:headEnd/>
+                      <a:tailEnd/>
+                    </a:ln>
+                  </pic:spPr>
+                </pic:pic>
+              </a:graphicData>
+            </a:graphic>
+          </wp:inline>
+        </w:drawing>
+      </w:r>
+    </w:p>
+    <w:p>
+      <w:pPr>
+        <w:pStyle w:val="ImageCaption"/>
+      </w:pPr>
+      <w:r>
+        <w:t xml:space="preserve">The basic place setting: napkin, fork, plate, knife, spoon, cup above the knife</w:t>
       </w:r>
     </w:p>
     <w:tbl>
@@ -432,11 +440,11 @@
       <w:pPr>
         <w:pStyle w:val="Heading2"/>
       </w:pPr>
-      <w:bookmarkStart w:id="23" w:name="the-cover-check-one-student-per-table"/>
+      <w:bookmarkStart w:id="24" w:name="the-cover-check-one-student-per-table"/>
       <w:r>
         <w:t xml:space="preserve">The cover check (one student per table)</w:t>
       </w:r>
-      <w:bookmarkEnd w:id="23"/>
+      <w:bookmarkEnd w:id="24"/>
     </w:p>
     <w:tbl>
       <w:tblPr>
@@ -776,11 +784,11 @@
       <w:pPr>
         <w:pStyle w:val="Heading2"/>
       </w:pPr>
-      <w:bookmarkStart w:id="24" w:name="X624e8b9c7e701b25ac5ebe1e569ba008c67cd14"/>
+      <w:bookmarkStart w:id="25" w:name="X624e8b9c7e701b25ac5ebe1e569ba008c67cd14"/>
       <w:r>
         <w:t xml:space="preserve">Two questions the teacher will ask you at your table</w:t>
       </w:r>
-      <w:bookmarkEnd w:id="24"/>
+      <w:bookmarkEnd w:id="25"/>
     </w:p>
     <w:p>
       <w:pPr>
@@ -845,21 +853,21 @@
       <w:pPr>
         <w:pStyle w:val="Heading1"/>
       </w:pPr>
-      <w:bookmarkStart w:id="25" w:name="page-2.-serving-order-and-the-host-line"/>
+      <w:bookmarkStart w:id="26" w:name="page-2.-serving-order-and-the-host-line"/>
       <w:r>
         <w:t xml:space="preserve">Page 2. Serving Order and the Host Line</w:t>
       </w:r>
-      <w:bookmarkEnd w:id="25"/>
+      <w:bookmarkEnd w:id="26"/>
     </w:p>
     <w:p>
       <w:pPr>
         <w:pStyle w:val="Heading2"/>
       </w:pPr>
-      <w:bookmarkStart w:id="26" w:name="the-order-and-it-is-not-negotiable"/>
+      <w:bookmarkStart w:id="27" w:name="the-order-and-it-is-not-negotiable"/>
       <w:r>
         <w:t xml:space="preserve">The order, and it is not negotiable</w:t>
       </w:r>
-      <w:bookmarkEnd w:id="26"/>
+      <w:bookmarkEnd w:id="27"/>
     </w:p>
     <w:p>
       <w:pPr>
@@ -971,11 +979,11 @@
       <w:pPr>
         <w:pStyle w:val="Heading2"/>
       </w:pPr>
-      <w:bookmarkStart w:id="27" w:name="the-host-line"/>
+      <w:bookmarkStart w:id="28" w:name="the-host-line"/>
       <w:r>
         <w:t xml:space="preserve">The host line</w:t>
       </w:r>
-      <w:bookmarkEnd w:id="27"/>
+      <w:bookmarkEnd w:id="28"/>
     </w:p>
     <w:p>
       <w:pPr>
@@ -1165,11 +1173,11 @@
       <w:pPr>
         <w:pStyle w:val="Heading2"/>
       </w:pPr>
-      <w:bookmarkStart w:id="28" w:name="the-table-question"/>
+      <w:bookmarkStart w:id="29" w:name="the-table-question"/>
       <w:r>
         <w:t xml:space="preserve">The table question</w:t>
       </w:r>
-      <w:bookmarkEnd w:id="28"/>
+      <w:bookmarkEnd w:id="29"/>
     </w:p>
     <w:p>
       <w:pPr>
@@ -1219,11 +1227,11 @@
       <w:pPr>
         <w:pStyle w:val="Heading1"/>
       </w:pPr>
-      <w:bookmarkStart w:id="29" w:name="X90de1d4d94d8a4ec5195b29ca2532421ab76d5e"/>
+      <w:bookmarkStart w:id="30" w:name="X90de1d4d94d8a4ec5195b29ca2532421ab76d5e"/>
       <w:r>
         <w:t xml:space="preserve">Page 3. The Four Clean-Up Zones and the Station Check</w:t>
       </w:r>
-      <w:bookmarkEnd w:id="29"/>
+      <w:bookmarkEnd w:id="30"/>
     </w:p>
     <w:p>
       <w:pPr>
@@ -1237,11 +1245,11 @@
       <w:pPr>
         <w:pStyle w:val="Heading2"/>
       </w:pPr>
-      <w:bookmarkStart w:id="30" w:name="zone-1-tables-and-covers-station-______"/>
+      <w:bookmarkStart w:id="31" w:name="zone-1-tables-and-covers-station-______"/>
       <w:r>
         <w:t xml:space="preserve">ZONE 1: Tables and covers (Station ______)</w:t>
       </w:r>
-      <w:bookmarkEnd w:id="30"/>
+      <w:bookmarkEnd w:id="31"/>
     </w:p>
     <w:p>
       <w:pPr>
@@ -1295,11 +1303,11 @@
       <w:pPr>
         <w:pStyle w:val="Heading2"/>
       </w:pPr>
-      <w:bookmarkStart w:id="31" w:name="zone-2-sink-and-dishes-station-______"/>
+      <w:bookmarkStart w:id="32" w:name="zone-2-sink-and-dishes-station-______"/>
       <w:r>
         <w:t xml:space="preserve">ZONE 2: Sink and dishes (Station ______)</w:t>
       </w:r>
-      <w:bookmarkEnd w:id="31"/>
+      <w:bookmarkEnd w:id="32"/>
     </w:p>
     <w:p>
       <w:pPr>
@@ -1353,11 +1361,11 @@
       <w:pPr>
         <w:pStyle w:val="Heading2"/>
       </w:pPr>
-      <w:bookmarkStart w:id="32" w:name="Xe4fab51bf4b97769c798c3ce923879c082ca2d7"/>
+      <w:bookmarkStart w:id="33" w:name="Xe4fab51bf4b97769c798c3ce923879c082ca2d7"/>
       <w:r>
         <w:t xml:space="preserve">ZONE 3: Surfaces, stove, and oven area (Station ______)</w:t>
       </w:r>
-      <w:bookmarkEnd w:id="32"/>
+      <w:bookmarkEnd w:id="33"/>
     </w:p>
     <w:p>
       <w:pPr>
@@ -1432,11 +1440,11 @@
       <w:pPr>
         <w:pStyle w:val="Heading2"/>
       </w:pPr>
-      <w:bookmarkStart w:id="33" w:name="Xc7f1a490381125d3e1b2972cb7ca3c02261265a"/>
+      <w:bookmarkStart w:id="34" w:name="Xc7f1a490381125d3e1b2972cb7ca3c02261265a"/>
       <w:r>
         <w:t xml:space="preserve">ZONE 4: Floor, trash, recycling, tools, and the WASTE COUNT (Station ______)</w:t>
       </w:r>
-      <w:bookmarkEnd w:id="33"/>
+      <w:bookmarkEnd w:id="34"/>
     </w:p>
     <w:p>
       <w:pPr>
@@ -1517,11 +1525,11 @@
       <w:pPr>
         <w:pStyle w:val="Heading3"/>
       </w:pPr>
-      <w:bookmarkStart w:id="34" w:name="the-waste-count"/>
+      <w:bookmarkStart w:id="35" w:name="the-waste-count"/>
       <w:r>
         <w:t xml:space="preserve">The waste count</w:t>
       </w:r>
-      <w:bookmarkEnd w:id="34"/>
+      <w:bookmarkEnd w:id="35"/>
     </w:p>
     <w:p>
       <w:pPr>
@@ -1645,11 +1653,11 @@
       <w:pPr>
         <w:pStyle w:val="Heading2"/>
       </w:pPr>
-      <w:bookmarkStart w:id="35" w:name="the-one-question-before-the-signature"/>
+      <w:bookmarkStart w:id="36" w:name="the-one-question-before-the-signature"/>
       <w:r>
         <w:t xml:space="preserve">The one question before the signature</w:t>
       </w:r>
-      <w:bookmarkEnd w:id="35"/>
+      <w:bookmarkEnd w:id="36"/>
     </w:p>
     <w:p>
       <w:pPr>
@@ -1688,21 +1696,21 @@
       <w:pPr>
         <w:pStyle w:val="Heading1"/>
       </w:pPr>
-      <w:bookmarkStart w:id="36" w:name="X0e42327dd0da6441bca07d1b2fa2f9fb6ed1c6b"/>
+      <w:bookmarkStart w:id="37" w:name="X0e42327dd0da6441bca07d1b2fa2f9fb6ed1c6b"/>
       <w:r>
         <w:t xml:space="preserve">Page 4. The Cost Comparison and the Four-Question Project Reflection</w:t>
       </w:r>
-      <w:bookmarkEnd w:id="36"/>
+      <w:bookmarkEnd w:id="37"/>
     </w:p>
     <w:p>
       <w:pPr>
         <w:pStyle w:val="Heading2"/>
       </w:pPr>
-      <w:bookmarkStart w:id="37" w:name="Xc2b9c5ff18a359e15bff67b5dc69d7e0ea6d2c1"/>
+      <w:bookmarkStart w:id="38" w:name="Xc2b9c5ff18a359e15bff67b5dc69d7e0ea6d2c1"/>
       <w:r>
         <w:t xml:space="preserve">The cost comparison (from the receipt the teacher projected)</w:t>
       </w:r>
-      <w:bookmarkEnd w:id="37"/>
+      <w:bookmarkEnd w:id="38"/>
     </w:p>
     <w:tbl>
       <w:tblPr>
@@ -2042,11 +2050,11 @@
       <w:pPr>
         <w:pStyle w:val="Heading2"/>
       </w:pPr>
-      <w:bookmarkStart w:id="38" w:name="the-four-question-project-reflection"/>
+      <w:bookmarkStart w:id="39" w:name="the-four-question-project-reflection"/>
       <w:r>
         <w:t xml:space="preserve">The four-question project reflection</w:t>
       </w:r>
-      <w:bookmarkEnd w:id="38"/>
+      <w:bookmarkEnd w:id="39"/>
     </w:p>
     <w:p>
       <w:pPr>
@@ -2060,11 +2068,11 @@
       <w:pPr>
         <w:pStyle w:val="Heading3"/>
       </w:pPr>
-      <w:bookmarkStart w:id="39" w:name="what-did-our-plan-say"/>
+      <w:bookmarkStart w:id="40" w:name="what-did-our-plan-say"/>
       <w:r>
         <w:t xml:space="preserve">1. What did our plan say?</w:t>
       </w:r>
-      <w:bookmarkEnd w:id="39"/>
+      <w:bookmarkEnd w:id="40"/>
     </w:p>
     <w:p>
       <w:pPr>
@@ -2094,11 +2102,11 @@
       <w:pPr>
         <w:pStyle w:val="Heading3"/>
       </w:pPr>
-      <w:bookmarkStart w:id="40" w:name="what-actually-happened"/>
+      <w:bookmarkStart w:id="41" w:name="what-actually-happened"/>
       <w:r>
         <w:t xml:space="preserve">2. What actually happened?</w:t>
       </w:r>
-      <w:bookmarkEnd w:id="40"/>
+      <w:bookmarkEnd w:id="41"/>
     </w:p>
     <w:p>
       <w:pPr>
@@ -2128,11 +2136,11 @@
       <w:pPr>
         <w:pStyle w:val="Heading3"/>
       </w:pPr>
-      <w:bookmarkStart w:id="41" w:name="what-did-it-cost-per-person"/>
+      <w:bookmarkStart w:id="42" w:name="what-did-it-cost-per-person"/>
       <w:r>
         <w:t xml:space="preserve">3. What did it cost, per person?</w:t>
       </w:r>
-      <w:bookmarkEnd w:id="41"/>
+      <w:bookmarkEnd w:id="42"/>
     </w:p>
     <w:p>
       <w:pPr>
@@ -2154,11 +2162,11 @@
       <w:pPr>
         <w:pStyle w:val="Heading3"/>
       </w:pPr>
-      <w:bookmarkStart w:id="42" w:name="what-would-you-change-and-where-exactly"/>
+      <w:bookmarkStart w:id="43" w:name="what-would-you-change-and-where-exactly"/>
       <w:r>
         <w:t xml:space="preserve">4. What would you change, and where exactly?</w:t>
       </w:r>
-      <w:bookmarkEnd w:id="42"/>
+      <w:bookmarkEnd w:id="43"/>
     </w:p>
     <w:p>
       <w:pPr>
@@ -2321,11 +2329,11 @@
       <w:pPr>
         <w:pStyle w:val="Heading2"/>
       </w:pPr>
-      <w:bookmarkStart w:id="43" w:name="sentence-starters-for-the-reflection"/>
+      <w:bookmarkStart w:id="44" w:name="sentence-starters-for-the-reflection"/>
       <w:r>
         <w:t xml:space="preserve">Sentence starters for the reflection</w:t>
       </w:r>
-      <w:bookmarkEnd w:id="43"/>
+      <w:bookmarkEnd w:id="44"/>
     </w:p>
     <w:tbl>
       <w:tblPr>
@@ -2581,11 +2589,11 @@
       <w:pPr>
         <w:pStyle w:val="Heading2"/>
       </w:pPr>
-      <w:bookmarkStart w:id="44" w:name="X0772356f66773f0aa7dcb2963709d150d3cc042"/>
+      <w:bookmarkStart w:id="45" w:name="X0772356f66773f0aa7dcb2963709d150d3cc042"/>
       <w:r>
         <w:t xml:space="preserve">Before you hand in the folder, check that it has all of this</w:t>
       </w:r>
-      <w:bookmarkEnd w:id="44"/>
+      <w:bookmarkEnd w:id="45"/>
     </w:p>
     <w:p>
       <w:pPr>

--- a/downloads/handouts/Unit 06/Handout 06.17 - Serve and Clean Zones and Project Reflection.docx
+++ b/downloads/handouts/Unit 06/Handout 06.17 - Serve and Clean Zones and Project Reflection.docx
@@ -6,9 +6,9 @@
       <w:pPr>
         <w:pStyle w:val="Heading1"/>
       </w:pPr>
-      <w:bookmarkStart w:id="20" w:name="X970b049fe56751aef72bdd21d4e722fcb784c32"/>
-      <w:r>
-        <w:t xml:space="preserve">Handout 06.17: Serve and Clean Zones and Project Reflection</w:t>
+      <w:bookmarkStart w:id="20" w:name="X2fc7760dc2f41927f5a2e227d306ad0daa6ae56"/>
+      <w:r>
+        <w:t xml:space="preserve">Handout 6.17: Serve and Clean Zones and Project Reflection</w:t>
       </w:r>
       <w:bookmarkEnd w:id="20"/>
     </w:p>

--- a/downloads/handouts/Unit 06/Handout 06.17 - Serve and Clean Zones and Project Reflection.docx
+++ b/downloads/handouts/Unit 06/Handout 06.17 - Serve and Clean Zones and Project Reflection.docx
@@ -40,7 +40,7 @@
         <w:pStyle w:val="FirstParagraph"/>
       </w:pPr>
       <w:r>
-        <w:t xml:space="preserve">The same setting you learned in Lesson 6.11. One student per table area checks every cover against this diagram and fixes what is wrong.</w:t>
+        <w:t xml:space="preserve">This is the same setting you learned in Lesson 6.11. A cover is one person’s place at the table. One student per table area checks every cover against this diagram and fixes what is wrong.</w:t>
       </w:r>
     </w:p>
     <w:p>
@@ -990,7 +990,7 @@
         <w:pStyle w:val="FirstParagraph"/>
       </w:pPr>
       <w:r>
-        <w:t xml:space="preserve">At each table, one person is the host and says one sentence to start the meal, the way we practiced in Lesson 6.11. It can be in any language you speak. If it is not in English, say it in your language and then say it in English if you are willing, and the table repeats it.</w:t>
+        <w:t xml:space="preserve">At each table, one person is the host. The host says one sentence to start the meal, the way we practiced in Lesson 6.11. It can be in any language you speak. If it is not in English, say it in your language first. Then say it in English if you are willing. The table repeats it.</w:t>
       </w:r>
     </w:p>
     <w:p>
@@ -1215,7 +1215,7 @@
         <w:pStyle w:val="BodyText"/>
       </w:pPr>
       <w:r>
-        <w:t xml:space="preserve">________________________________________________________________________</w:t>
+        <w:t xml:space="preserve">Answer: ________________________________________________________________________</w:t>
       </w:r>
     </w:p>
     <w:p>
@@ -1238,7 +1238,7 @@
         <w:pStyle w:val="FirstParagraph"/>
       </w:pPr>
       <w:r>
-        <w:t xml:space="preserve">Each station takes one zone. Rotate zones each time so no station always gets the floor.</w:t>
+        <w:t xml:space="preserve">Each station takes one zone. Switch zones each time, so no station always gets the floor.</w:t>
       </w:r>
     </w:p>
     <w:p>
@@ -2043,7 +2043,7 @@
         <w:t xml:space="preserve"> </w:t>
       </w:r>
       <w:r>
-        <w:t xml:space="preserve">the difference as a percent of the plan. (difference ÷ planned total) × 100 = ______ percent. The two receipt lines that account for most of it: ______________________ and ______________________</w:t>
+        <w:t xml:space="preserve">the difference as a percent of the plan. (difference ÷ planned total) × 100 = ______ percent. The two receipt lines that explain most of the difference: ______________________ and ______________________</w:t>
       </w:r>
     </w:p>
     <w:p>
@@ -2061,7 +2061,7 @@
         <w:pStyle w:val="FirstParagraph"/>
       </w:pPr>
       <w:r>
-        <w:t xml:space="preserve">Ninety seconds of silent writing per question. Use your own papers as the evidence: your flowchart with the actual times, your costing sheet, your station card, the receipt.</w:t>
+        <w:t xml:space="preserve">You get 90 seconds of silent writing per question. Use your own papers as the evidence: your flowchart with the actual times, your costing sheet, your station card, the receipt.</w:t>
       </w:r>
     </w:p>
     <w:p>
@@ -2079,7 +2079,7 @@
         <w:pStyle w:val="FirstParagraph"/>
       </w:pPr>
       <w:r>
-        <w:t xml:space="preserve">Quote your own flowchart and station card. What minute were you supposed to start cooking, what minute were you supposed to serve, and what were you supposed to make?</w:t>
+        <w:t xml:space="preserve">Quote your own flowchart and station card. (a) What minute were you supposed to start cooking? (b) What minute were you supposed to serve? (c) What were you supposed to make?</w:t>
       </w:r>
     </w:p>
     <w:p>
@@ -2087,7 +2087,7 @@
         <w:pStyle w:val="BodyText"/>
       </w:pPr>
       <w:r>
-        <w:t xml:space="preserve">________________________________________________________________________</w:t>
+        <w:t xml:space="preserve">Answer: ________________________________________________________________________</w:t>
       </w:r>
     </w:p>
     <w:p>
@@ -2095,7 +2095,7 @@
         <w:pStyle w:val="BodyText"/>
       </w:pPr>
       <w:r>
-        <w:t xml:space="preserve">________________________________________________________________________</w:t>
+        <w:t xml:space="preserve">Line 2: ________________________________________________________________________</w:t>
       </w:r>
     </w:p>
     <w:p>
@@ -2113,7 +2113,7 @@
         <w:pStyle w:val="FirstParagraph"/>
       </w:pPr>
       <w:r>
-        <w:t xml:space="preserve">Use a real time from the actual-times column. Where did the plan hold and where did it slip?</w:t>
+        <w:t xml:space="preserve">Use a real time from the actual-times column. (a) Where did the plan hold? (b) Where did it slip?</w:t>
       </w:r>
     </w:p>
     <w:p>
@@ -2121,7 +2121,7 @@
         <w:pStyle w:val="BodyText"/>
       </w:pPr>
       <w:r>
-        <w:t xml:space="preserve">________________________________________________________________________</w:t>
+        <w:t xml:space="preserve">Answer: ________________________________________________________________________</w:t>
       </w:r>
     </w:p>
     <w:p>
@@ -2129,7 +2129,7 @@
         <w:pStyle w:val="BodyText"/>
       </w:pPr>
       <w:r>
-        <w:t xml:space="preserve">________________________________________________________________________</w:t>
+        <w:t xml:space="preserve">Line 2: ________________________________________________________________________</w:t>
       </w:r>
     </w:p>
     <w:p>
@@ -2155,7 +2155,7 @@
         <w:pStyle w:val="BodyText"/>
       </w:pPr>
       <w:r>
-        <w:t xml:space="preserve">________________________________________________________________________</w:t>
+        <w:t xml:space="preserve">Line 2: ________________________________________________________________________</w:t>
       </w:r>
     </w:p>
     <w:p>
@@ -2188,7 +2188,7 @@
         <w:t xml:space="preserve"> </w:t>
       </w:r>
       <w:r>
-        <w:t xml:space="preserve">change and point to one of these three: a</w:t>
+        <w:t xml:space="preserve">change. Then point to one of these three: a</w:t>
       </w:r>
       <w:r>
         <w:t xml:space="preserve"> </w:t>
@@ -2322,7 +2322,7 @@
         <w:pStyle w:val="BodyText"/>
       </w:pPr>
       <w:r>
-        <w:t xml:space="preserve">________________________________________________________________________</w:t>
+        <w:t xml:space="preserve">Line 2: ________________________________________________________________________</w:t>
       </w:r>
     </w:p>
     <w:p>
@@ -2757,7 +2757,7 @@
     <w:sectPr>
       <w:headerReference w:type="default" r:id="rId9"/>
       <w:pgSz w:w="12240" w:h="15840"/>
-      <w:pgMar w:top="1440" w:bottom="1440" w:left="1440" w:right="1440" w:header="504"/>
+      <w:pgMar w:top="1296" w:bottom="1296" w:left="1296" w:right="1296" w:header="504"/>
     </w:sectPr>
   </w:body>
 </w:document>
